--- a/re_[SIS]ANO2C3B1S5A3_forntend.docx
+++ b/re_[SIS]ANO2C3B1S5A3_forntend.docx
@@ -57,7 +57,15 @@
           <w:b/>
           <w:bCs/>
         </w:rPr>
-        <w:t>Re_</w:t>
+        <w:t>r</w:t>
+      </w:r>
+      <w:r>
+        <w:rPr>
+          <w:rFonts w:ascii="Verdana" w:eastAsia="Verdana" w:hAnsi="Verdana" w:cs="Verdana"/>
+          <w:b/>
+          <w:bCs/>
+        </w:rPr>
+        <w:t>e_</w:t>
       </w:r>
       <w:r>
         <w:rPr>
@@ -6339,6 +6347,7 @@
   <w:style w:type="character" w:default="1" w:styleId="Fontepargpadro">
     <w:name w:val="Default Paragraph Font"/>
     <w:uiPriority w:val="1"/>
+    <w:semiHidden/>
     <w:unhideWhenUsed/>
   </w:style>
   <w:style w:type="table" w:default="1" w:styleId="Tabelanormal">
@@ -7031,13 +7040,12 @@
 </file>
 
 <file path=customXml/item1.xml><?xml version="1.0" encoding="utf-8"?>
-<p:properties xmlns:p="http://schemas.microsoft.com/office/2006/metadata/properties" xmlns:xsi="http://www.w3.org/2001/XMLSchema-instance" xmlns:pc="http://schemas.microsoft.com/office/infopath/2007/PartnerControls">
-  <documentManagement>
-    <lcf76f155ced4ddcb4097134ff3c332f xmlns="aacb3b2f-5927-4b98-82b1-fea2b4072a87">
-      <Terms xmlns="http://schemas.microsoft.com/office/infopath/2007/PartnerControls"/>
-    </lcf76f155ced4ddcb4097134ff3c332f>
-  </documentManagement>
-</p:properties>
+<?mso-contentType ?>
+<FormTemplates xmlns="http://schemas.microsoft.com/sharepoint/v3/contenttype/forms">
+  <Display>DocumentLibraryForm</Display>
+  <Edit>DocumentLibraryForm</Edit>
+  <New>DocumentLibraryForm</New>
+</FormTemplates>
 </file>
 
 <file path=customXml/item2.xml><?xml version="1.0" encoding="utf-8"?>
@@ -7246,20 +7254,19 @@
 </file>
 
 <file path=customXml/item3.xml><?xml version="1.0" encoding="utf-8"?>
-<?mso-contentType ?>
-<FormTemplates xmlns="http://schemas.microsoft.com/sharepoint/v3/contenttype/forms">
-  <Display>DocumentLibraryForm</Display>
-  <Edit>DocumentLibraryForm</Edit>
-  <New>DocumentLibraryForm</New>
-</FormTemplates>
+<p:properties xmlns:p="http://schemas.microsoft.com/office/2006/metadata/properties" xmlns:xsi="http://www.w3.org/2001/XMLSchema-instance" xmlns:pc="http://schemas.microsoft.com/office/infopath/2007/PartnerControls">
+  <documentManagement>
+    <lcf76f155ced4ddcb4097134ff3c332f xmlns="aacb3b2f-5927-4b98-82b1-fea2b4072a87">
+      <Terms xmlns="http://schemas.microsoft.com/office/infopath/2007/PartnerControls"/>
+    </lcf76f155ced4ddcb4097134ff3c332f>
+  </documentManagement>
+</p:properties>
 </file>
 
 <file path=customXml/itemProps1.xml><?xml version="1.0" encoding="utf-8"?>
-<ds:datastoreItem xmlns:ds="http://schemas.openxmlformats.org/officeDocument/2006/customXml" ds:itemID="{CA69DA6B-AFE2-4EB3-81BB-611FDC7DFA2D}">
+<ds:datastoreItem xmlns:ds="http://schemas.openxmlformats.org/officeDocument/2006/customXml" ds:itemID="{850752D4-451A-439A-8A96-F42447FC0218}">
   <ds:schemaRefs>
-    <ds:schemaRef ds:uri="http://schemas.microsoft.com/office/2006/metadata/properties"/>
-    <ds:schemaRef ds:uri="http://schemas.microsoft.com/office/infopath/2007/PartnerControls"/>
-    <ds:schemaRef ds:uri="aacb3b2f-5927-4b98-82b1-fea2b4072a87"/>
+    <ds:schemaRef ds:uri="http://schemas.microsoft.com/sharepoint/v3/contenttype/forms"/>
   </ds:schemaRefs>
 </ds:datastoreItem>
 </file>
@@ -7284,9 +7291,11 @@
 </file>
 
 <file path=customXml/itemProps3.xml><?xml version="1.0" encoding="utf-8"?>
-<ds:datastoreItem xmlns:ds="http://schemas.openxmlformats.org/officeDocument/2006/customXml" ds:itemID="{850752D4-451A-439A-8A96-F42447FC0218}">
+<ds:datastoreItem xmlns:ds="http://schemas.openxmlformats.org/officeDocument/2006/customXml" ds:itemID="{CA69DA6B-AFE2-4EB3-81BB-611FDC7DFA2D}">
   <ds:schemaRefs>
-    <ds:schemaRef ds:uri="http://schemas.microsoft.com/sharepoint/v3/contenttype/forms"/>
+    <ds:schemaRef ds:uri="http://schemas.microsoft.com/office/2006/metadata/properties"/>
+    <ds:schemaRef ds:uri="http://schemas.microsoft.com/office/infopath/2007/PartnerControls"/>
+    <ds:schemaRef ds:uri="aacb3b2f-5927-4b98-82b1-fea2b4072a87"/>
   </ds:schemaRefs>
 </ds:datastoreItem>
 </file>